--- a/templates/capstone_progress_report1_template.docx
+++ b/templates/capstone_progress_report1_template.docx
@@ -97,15 +97,32 @@
       </w:pPr>
       <w:r>
         <w:rPr/>
-        <w:t xml:space="preserve">Last updated: May </w:t>
-      </w:r>
-      <w:r>
-        <w:rPr/>
-        <w:t>22</w:t>
-      </w:r>
-      <w:r>
-        <w:rPr/>
-        <w:t>, 2024</w:t>
+        <w:t>Report l</w:t>
+      </w:r>
+      <w:r>
+        <w:rPr/>
+        <w:t xml:space="preserve">ast updated: </w:t>
+      </w:r>
+      <w:r>
+        <w:rPr>
+          <w:b w:val="false"/>
+          <w:bCs w:val="false"/>
+        </w:rPr>
+        <w:t>[</w:t>
+      </w:r>
+      <w:r>
+        <w:rPr>
+          <w:b w:val="false"/>
+          <w:bCs w:val="false"/>
+        </w:rPr>
+        <w:t>students to provide date</w:t>
+      </w:r>
+      <w:r>
+        <w:rPr>
+          <w:b w:val="false"/>
+          <w:bCs w:val="false"/>
+        </w:rPr>
+        <w:t>]</w:t>
       </w:r>
     </w:p>
     <w:p>
@@ -585,30 +602,9 @@
           <w:i/>
           <w:iCs/>
         </w:rPr>
-        <w:t xml:space="preserve">- </w:t>
-      </w:r>
-      <w:r>
-        <w:rPr>
-          <w:i/>
-          <w:iCs/>
-        </w:rPr>
-        <w:t>T</w:t>
-      </w:r>
-      <w:r>
-        <w:rPr>
-          <w:i/>
-          <w:iCs/>
-        </w:rPr>
-        <w:t>he business purpose of the project</w:t>
+        <w:t>- The business purpose of the project</w:t>
         <w:br/>
-        <w:t xml:space="preserve">- </w:t>
-      </w:r>
-      <w:r>
-        <w:rPr>
-          <w:i/>
-          <w:iCs/>
-        </w:rPr>
-        <w:t>How your work will be used in practice. By working backwards from the goal, you will be more likely to solve the right problem.</w:t>
+        <w:t>- How your work will be used in practice. By working backwards from the goal, you will be more likely to solve the right problem.</w:t>
       </w:r>
       <w:r>
         <w:rPr/>
@@ -619,21 +615,7 @@
           <w:i/>
           <w:iCs/>
         </w:rPr>
-        <w:t xml:space="preserve">- </w:t>
-      </w:r>
-      <w:r>
-        <w:rPr>
-          <w:i/>
-          <w:iCs/>
-        </w:rPr>
-        <w:t>W</w:t>
-      </w:r>
-      <w:r>
-        <w:rPr>
-          <w:i/>
-          <w:iCs/>
-        </w:rPr>
-        <w:t>hy the project is important</w:t>
+        <w:t>- Why the project is important</w:t>
       </w:r>
       <w:r>
         <w:rPr/>
@@ -644,21 +626,7 @@
           <w:i/>
           <w:iCs/>
         </w:rPr>
-        <w:t xml:space="preserve">- </w:t>
-      </w:r>
-      <w:r>
-        <w:rPr>
-          <w:i/>
-          <w:iCs/>
-        </w:rPr>
-        <w:t>W</w:t>
-      </w:r>
-      <w:r>
-        <w:rPr>
-          <w:i/>
-          <w:iCs/>
-        </w:rPr>
-        <w:t>ho are the stakeholders</w:t>
+        <w:t>- Who are the stakeholders</w:t>
       </w:r>
       <w:r>
         <w:rPr/>
@@ -669,21 +637,7 @@
           <w:i/>
           <w:iCs/>
         </w:rPr>
-        <w:t xml:space="preserve">- </w:t>
-      </w:r>
-      <w:r>
-        <w:rPr>
-          <w:i/>
-          <w:iCs/>
-        </w:rPr>
-        <w:t>I</w:t>
-      </w:r>
-      <w:r>
-        <w:rPr>
-          <w:i/>
-          <w:iCs/>
-        </w:rPr>
-        <w:t>mportant assumptions</w:t>
+        <w:t>- Important assumptions</w:t>
       </w:r>
       <w:r>
         <w:rPr/>
@@ -694,21 +648,7 @@
           <w:i/>
           <w:iCs/>
         </w:rPr>
-        <w:t xml:space="preserve">- </w:t>
-      </w:r>
-      <w:r>
-        <w:rPr>
-          <w:i/>
-          <w:iCs/>
-        </w:rPr>
-        <w:t>W</w:t>
-      </w:r>
-      <w:r>
-        <w:rPr>
-          <w:i/>
-          <w:iCs/>
-        </w:rPr>
-        <w:t>hat is in scope / out of scope (as needed)</w:t>
+        <w:t>- What is in scope / out of scope (as needed)</w:t>
       </w:r>
     </w:p>
     <w:p>

--- a/templates/capstone_progress_report1_template.docx
+++ b/templates/capstone_progress_report1_template.docx
@@ -97,32 +97,14 @@
       </w:pPr>
       <w:r>
         <w:rPr/>
-        <w:t>Report l</w:t>
-      </w:r>
-      <w:r>
-        <w:rPr/>
-        <w:t xml:space="preserve">ast updated: </w:t>
+        <w:t xml:space="preserve">Report last updated: </w:t>
       </w:r>
       <w:r>
         <w:rPr>
           <w:b w:val="false"/>
           <w:bCs w:val="false"/>
         </w:rPr>
-        <w:t>[</w:t>
-      </w:r>
-      <w:r>
-        <w:rPr>
-          <w:b w:val="false"/>
-          <w:bCs w:val="false"/>
-        </w:rPr>
-        <w:t>students to provide date</w:t>
-      </w:r>
-      <w:r>
-        <w:rPr>
-          <w:b w:val="false"/>
-          <w:bCs w:val="false"/>
-        </w:rPr>
-        <w:t>]</w:t>
+        <w:t>[students to provide date]</w:t>
       </w:r>
     </w:p>
     <w:p>
@@ -148,7 +130,47 @@
       </w:r>
       <w:r>
         <w:rPr/>
-        <w:t>: Each capstone team can use this template to capture and summarize progress. This can be shared with the sponsor and mentor. When submitting the report during the course, a PDF file is preferable.</w:t>
+        <w:t xml:space="preserve">: Each capstone team </w:t>
+      </w:r>
+      <w:r>
+        <w:rPr/>
+        <w:t>will</w:t>
+      </w:r>
+      <w:r>
+        <w:rPr/>
+        <w:t xml:space="preserve"> use this template to capture and summarize progress. Th</w:t>
+      </w:r>
+      <w:r>
+        <w:rPr/>
+        <w:t xml:space="preserve">e completed report is to </w:t>
+      </w:r>
+      <w:r>
+        <w:rPr/>
+        <w:t xml:space="preserve">be shared with the sponsor </w:t>
+      </w:r>
+      <w:r>
+        <w:rPr/>
+        <w:t>team</w:t>
+      </w:r>
+      <w:r>
+        <w:rPr/>
+        <w:t xml:space="preserve">, </w:t>
+      </w:r>
+      <w:r>
+        <w:rPr/>
+        <w:t>faculty</w:t>
+      </w:r>
+      <w:r>
+        <w:rPr/>
+        <w:t xml:space="preserve"> mentor, </w:t>
+      </w:r>
+      <w:r>
+        <w:rPr/>
+        <w:t>and capstone director</w:t>
+      </w:r>
+      <w:r>
+        <w:rPr/>
+        <w:t>. When submitting the report during the course, a PDF file is preferable.</w:t>
       </w:r>
     </w:p>
     <w:p>
@@ -240,7 +262,7 @@
           <w:b/>
           <w:bCs/>
         </w:rPr>
-        <w:t>Stakeholder Names and Roles</w:t>
+        <w:t>Stakeholder Names and Roles,</w:t>
       </w:r>
     </w:p>
     <w:p>
